--- a/task2/Task 2.docx
+++ b/task2/Task 2.docx
@@ -173,6 +173,7 @@
       <w:r>
         <w:rPr>
           <w:rFonts w:asciiTheme="majorBidi" w:hAnsiTheme="majorBidi" w:cstheme="majorBidi"/>
+          <w:noProof/>
         </w:rPr>
         <w:drawing>
           <wp:inline distT="0" distB="0" distL="0" distR="0" wp14:anchorId="2C90FD45" wp14:editId="51511A94">
@@ -348,6 +349,7 @@
       <w:r>
         <w:rPr>
           <w:rFonts w:asciiTheme="majorBidi" w:hAnsiTheme="majorBidi" w:cstheme="majorBidi"/>
+          <w:noProof/>
         </w:rPr>
         <w:drawing>
           <wp:inline distT="0" distB="0" distL="0" distR="0" wp14:anchorId="31896660" wp14:editId="1990D147">
@@ -552,6 +554,7 @@
       <w:r>
         <w:rPr>
           <w:rFonts w:asciiTheme="majorBidi" w:hAnsiTheme="majorBidi" w:cstheme="majorBidi"/>
+          <w:noProof/>
         </w:rPr>
         <w:drawing>
           <wp:inline distT="0" distB="0" distL="0" distR="0" wp14:anchorId="7E9A6A32" wp14:editId="4E22AA6D">
@@ -770,6 +773,7 @@
       <w:r>
         <w:rPr>
           <w:rFonts w:asciiTheme="majorBidi" w:hAnsiTheme="majorBidi" w:cstheme="majorBidi"/>
+          <w:noProof/>
         </w:rPr>
         <w:drawing>
           <wp:inline distT="0" distB="0" distL="0" distR="0" wp14:anchorId="77B8A1D6" wp14:editId="61CA6FD3">
@@ -826,6 +830,7 @@
       <w:r>
         <w:rPr>
           <w:rFonts w:asciiTheme="majorBidi" w:hAnsiTheme="majorBidi" w:cstheme="majorBidi"/>
+          <w:noProof/>
         </w:rPr>
         <w:drawing>
           <wp:inline distT="0" distB="0" distL="0" distR="0" wp14:anchorId="4C116DDD" wp14:editId="7D90B5DD">
@@ -973,6 +978,7 @@
       <w:r>
         <w:rPr>
           <w:rFonts w:asciiTheme="majorBidi" w:hAnsiTheme="majorBidi" w:cstheme="majorBidi"/>
+          <w:noProof/>
         </w:rPr>
         <w:drawing>
           <wp:inline distT="0" distB="0" distL="0" distR="0" wp14:anchorId="317CF800" wp14:editId="2242D3DF">
@@ -1013,6 +1019,7 @@
     </w:p>
     <w:p>
       <w:pPr>
+        <w:pStyle w:val="ListParagraph"/>
         <w:numPr>
           <w:ilvl w:val="0"/>
           <w:numId w:val="4"/>
@@ -1028,6 +1035,80 @@
           <w:b/>
           <w:bCs/>
         </w:rPr>
+        <w:t xml:space="preserve">Local Output: </w:t>
+      </w:r>
+      <w:r>
+        <w:rPr>
+          <w:rFonts w:asciiTheme="majorBidi" w:hAnsiTheme="majorBidi" w:cstheme="majorBidi"/>
+        </w:rPr>
+        <w:t>The local output is printed showing the result of each thread.</w:t>
+      </w:r>
+    </w:p>
+    <w:p>
+      <w:pPr>
+        <w:jc w:val="both"/>
+        <w:rPr>
+          <w:rFonts w:asciiTheme="majorBidi" w:hAnsiTheme="majorBidi" w:cstheme="majorBidi"/>
+        </w:rPr>
+      </w:pPr>
+      <w:r>
+        <w:rPr>
+          <w:rFonts w:asciiTheme="majorBidi" w:hAnsiTheme="majorBidi" w:cstheme="majorBidi"/>
+        </w:rPr>
+        <w:drawing>
+          <wp:inline distT="0" distB="0" distL="0" distR="0" wp14:anchorId="04555B8C" wp14:editId="21A9D9A2">
+            <wp:extent cx="5943600" cy="1553210"/>
+            <wp:effectExtent l="0" t="0" r="0" b="8890"/>
+            <wp:docPr id="1090679806" name="Picture 1"/>
+            <wp:cNvGraphicFramePr>
+              <a:graphicFrameLocks xmlns:a="http://schemas.openxmlformats.org/drawingml/2006/main" noChangeAspect="1"/>
+            </wp:cNvGraphicFramePr>
+            <a:graphic xmlns:a="http://schemas.openxmlformats.org/drawingml/2006/main">
+              <a:graphicData uri="http://schemas.openxmlformats.org/drawingml/2006/picture">
+                <pic:pic xmlns:pic="http://schemas.openxmlformats.org/drawingml/2006/picture">
+                  <pic:nvPicPr>
+                    <pic:cNvPr id="1090679806" name=""/>
+                    <pic:cNvPicPr/>
+                  </pic:nvPicPr>
+                  <pic:blipFill>
+                    <a:blip r:embed="rId11"/>
+                    <a:stretch>
+                      <a:fillRect/>
+                    </a:stretch>
+                  </pic:blipFill>
+                  <pic:spPr>
+                    <a:xfrm>
+                      <a:off x="0" y="0"/>
+                      <a:ext cx="5943600" cy="1553210"/>
+                    </a:xfrm>
+                    <a:prstGeom prst="rect">
+                      <a:avLst/>
+                    </a:prstGeom>
+                  </pic:spPr>
+                </pic:pic>
+              </a:graphicData>
+            </a:graphic>
+          </wp:inline>
+        </w:drawing>
+      </w:r>
+    </w:p>
+    <w:p>
+      <w:pPr>
+        <w:numPr>
+          <w:ilvl w:val="0"/>
+          <w:numId w:val="4"/>
+        </w:numPr>
+        <w:jc w:val="both"/>
+        <w:rPr>
+          <w:rFonts w:asciiTheme="majorBidi" w:hAnsiTheme="majorBidi" w:cstheme="majorBidi"/>
+        </w:rPr>
+      </w:pPr>
+      <w:r>
+        <w:rPr>
+          <w:rFonts w:asciiTheme="majorBidi" w:hAnsiTheme="majorBidi" w:cstheme="majorBidi"/>
+          <w:b/>
+          <w:bCs/>
+        </w:rPr>
         <w:t>Output:</w:t>
       </w:r>
       <w:r>
@@ -1061,6 +1142,7 @@
       <w:r>
         <w:rPr>
           <w:rFonts w:asciiTheme="majorBidi" w:hAnsiTheme="majorBidi" w:cstheme="majorBidi"/>
+          <w:noProof/>
         </w:rPr>
         <w:drawing>
           <wp:inline distT="0" distB="0" distL="0" distR="0" wp14:anchorId="3D76B865" wp14:editId="355C80C4">
@@ -1078,7 +1160,7 @@
                     <pic:cNvPicPr/>
                   </pic:nvPicPr>
                   <pic:blipFill>
-                    <a:blip r:embed="rId11"/>
+                    <a:blip r:embed="rId12"/>
                     <a:stretch>
                       <a:fillRect/>
                     </a:stretch>
@@ -1226,16 +1308,33 @@
         <w:jc w:val="both"/>
         <w:rPr>
           <w:rFonts w:asciiTheme="majorBidi" w:hAnsiTheme="majorBidi" w:cstheme="majorBidi"/>
-          <w:b/>
-          <w:bCs/>
-        </w:rPr>
-      </w:pPr>
-      <w:r>
-        <w:rPr>
-          <w:rFonts w:asciiTheme="majorBidi" w:hAnsiTheme="majorBidi" w:cstheme="majorBidi"/>
-          <w:b/>
-          <w:bCs/>
-        </w:rPr>
+        </w:rPr>
+      </w:pPr>
+    </w:p>
+    <w:p>
+      <w:pPr>
+        <w:jc w:val="both"/>
+        <w:rPr>
+          <w:rFonts w:asciiTheme="majorBidi" w:hAnsiTheme="majorBidi" w:cstheme="majorBidi"/>
+        </w:rPr>
+      </w:pPr>
+    </w:p>
+    <w:p>
+      <w:pPr>
+        <w:jc w:val="both"/>
+        <w:rPr>
+          <w:rFonts w:asciiTheme="majorBidi" w:hAnsiTheme="majorBidi" w:cstheme="majorBidi"/>
+          <w:b/>
+          <w:bCs/>
+        </w:rPr>
+      </w:pPr>
+      <w:r>
+        <w:rPr>
+          <w:rFonts w:asciiTheme="majorBidi" w:hAnsiTheme="majorBidi" w:cstheme="majorBidi"/>
+          <w:b/>
+          <w:bCs/>
+        </w:rPr>
+        <w:lastRenderedPageBreak/>
         <w:t>6. Conclusion</w:t>
       </w:r>
     </w:p>
@@ -1342,7 +1441,7 @@
         </w:rPr>
         <w:t xml:space="preserve">Repo link: </w:t>
       </w:r>
-      <w:hyperlink r:id="rId12" w:history="1">
+      <w:hyperlink r:id="rId13" w:history="1">
         <w:r>
           <w:rPr>
             <w:rStyle w:val="Hyperlink"/>
@@ -1369,15 +1468,23 @@
           <w:b/>
           <w:bCs/>
         </w:rPr>
-        <w:t xml:space="preserve">Commit sha: </w:t>
-      </w:r>
-      <w:r>
-        <w:rPr>
-          <w:rFonts w:asciiTheme="majorBidi" w:hAnsiTheme="majorBidi" w:cstheme="majorBidi"/>
-          <w:b/>
-          <w:bCs/>
-        </w:rPr>
-        <w:t>091a17754d7004958bee9995462b739931429a9f</w:t>
+        <w:t>Commit sha:</w:t>
+      </w:r>
+      <w:r>
+        <w:rPr>
+          <w:rFonts w:asciiTheme="majorBidi" w:hAnsiTheme="majorBidi" w:cstheme="majorBidi"/>
+          <w:b/>
+          <w:bCs/>
+        </w:rPr>
+        <w:t xml:space="preserve"> </w:t>
+      </w:r>
+      <w:r>
+        <w:rPr>
+          <w:rFonts w:asciiTheme="majorBidi" w:hAnsiTheme="majorBidi" w:cstheme="majorBidi"/>
+          <w:b/>
+          <w:bCs/>
+        </w:rPr>
+        <w:t>f7c6bc5713527c2ccf2e4d80fe3572e916806121</w:t>
       </w:r>
     </w:p>
     <w:sectPr>
@@ -2575,6 +2682,7 @@
   <w:style w:type="character" w:default="1" w:styleId="DefaultParagraphFont">
     <w:name w:val="Default Paragraph Font"/>
     <w:uiPriority w:val="1"/>
+    <w:semiHidden/>
     <w:unhideWhenUsed/>
   </w:style>
   <w:style w:type="table" w:default="1" w:styleId="TableNormal">
